--- a/Volume 1/Chapter 08 - Web Applications/SPA_Vol1_Ch8_Lesson8_0a_Web_Setup_EXTENDED.docx
+++ b/Volume 1/Chapter 08 - Web Applications/SPA_Vol1_Ch8_Lesson8_0a_Web_Setup_EXTENDED.docx
@@ -319,6 +319,7 @@
         <w:pStyle w:val="ListBullet"/>
       </w:pPr>
       <w:r>
+        <w:lastRenderedPageBreak/>
         <w:t>erl finds them through ERL_LIBS: -env ERL_LIBS .\erlang\_build\default\lib sets that variable inside Erlang only, and Erlang then looks for modules in every application folder there.</w:t>
       </w:r>
     </w:p>
@@ -523,7 +524,11 @@
         <w:pStyle w:val="ListBullet"/>
       </w:pPr>
       <w:r>
-        <w:t>The Production-Minded program keeps the template's path and the name in constants, loads the template once before rendering, renders through one function, render_setup, and reports a template it cannot load with Error: could not load the template and its path, then a Reason line with the system's words, on the error stream, with exit code 1. Rust has no template file to load when it runs, because askama compiles the template into the program.</w:t>
+        <w:t xml:space="preserve">The Production-Minded program keeps the template's path and the name in constants, loads the template once before rendering, renders through one function, render_setup, and reports a template it cannot load with Error: could not load the template and its path, then a Reason line with the system's words, on the </w:t>
+      </w:r>
+      <w:r>
+        <w:lastRenderedPageBreak/>
+        <w:t>error stream, with exit code 1. Rust has no template file to load when it runs, because askama compiles the template into the program.</w:t>
       </w:r>
     </w:p>
     <w:p>
@@ -828,6 +833,7 @@
         <w:pStyle w:val="CommandBlock"/>
       </w:pPr>
       <w:r>
+        <w:lastRenderedPageBreak/>
         <w:t xml:space="preserve">    "$HOME\spa\lesson-8.0-extended\assembly\templates" | Out-Null</w:t>
       </w:r>
     </w:p>
@@ -3902,23 +3908,23 @@
         <w:pStyle w:val="SourceCode"/>
       </w:pPr>
       <w:r>
-        <w:t>; r13 the size, and r14 the count read; all four are callee-saved, so</w:t>
-      </w:r>
-    </w:p>
-    <w:p>
-      <w:pPr>
-        <w:pStyle w:val="SourceCode"/>
-      </w:pPr>
-      <w:r>
-        <w:t>; the function pushes them. Four pushes plus sub rsp, 40 keep the stack</w:t>
-      </w:r>
-    </w:p>
-    <w:p>
-      <w:pPr>
-        <w:pStyle w:val="SourceCode"/>
-      </w:pPr>
-      <w:r>
-        <w:t>; aligned and leave the 32 bytes of scratch space.</w:t>
+        <w:t>; then feof's answer, r13 the size, and r14 the count read. All four are</w:t>
+      </w:r>
+    </w:p>
+    <w:p>
+      <w:pPr>
+        <w:pStyle w:val="SourceCode"/>
+      </w:pPr>
+      <w:r>
+        <w:t>; callee-saved, so they are pushed first; four pushes plus sub rsp, 40</w:t>
+      </w:r>
+    </w:p>
+    <w:p>
+      <w:pPr>
+        <w:pStyle w:val="SourceCode"/>
+      </w:pPr>
+      <w:r>
+        <w:t>; keep the stack aligned and leave the 32 bytes of scratch space.</w:t>
       </w:r>
     </w:p>
     <w:p>
@@ -7129,16 +7135,16 @@
         <w:keepNext/>
       </w:pPr>
       <w:r>
-        <w:t xml:space="preserve">    %% The page: the text before the placeholder, the value written</w:t>
-      </w:r>
-    </w:p>
-    <w:p>
-      <w:pPr>
-        <w:pStyle w:val="SourceCode"/>
-        <w:keepNext/>
-      </w:pPr>
-      <w:r>
-        <w:t xml:space="preserve">    %% safely, then the text after it, which ends with the line ending.</w:t>
+        <w:t xml:space="preserve">    %% The page: the text before the placeholder, the value escaped, then</w:t>
+      </w:r>
+    </w:p>
+    <w:p>
+      <w:pPr>
+        <w:pStyle w:val="SourceCode"/>
+        <w:keepNext/>
+      </w:pPr>
+      <w:r>
+        <w:t xml:space="preserve">    %% the text after it, with its line end. Remember, ~ts prints UTF-8 text.</w:t>
       </w:r>
     </w:p>
     <w:p>
@@ -7624,23 +7630,23 @@
         <w:pStyle w:val="SourceCode"/>
       </w:pPr>
       <w:r>
-        <w:t>%% PersonName, escaped. A template without the placeholder comes back</w:t>
-      </w:r>
-    </w:p>
-    <w:p>
-      <w:pPr>
-        <w:pStyle w:val="SourceCode"/>
-      </w:pPr>
-      <w:r>
-        <w:t>%% unchanged, as the template libraries do. The template is only read,</w:t>
-      </w:r>
-    </w:p>
-    <w:p>
-      <w:pPr>
-        <w:pStyle w:val="SourceCode"/>
-      </w:pPr>
-      <w:r>
-        <w:t>%% so one loaded template can be rendered again with another name.</w:t>
+        <w:t>%% PersonName, escaped. Remember, ++ joins text. A template without the</w:t>
+      </w:r>
+    </w:p>
+    <w:p>
+      <w:pPr>
+        <w:pStyle w:val="SourceCode"/>
+      </w:pPr>
+      <w:r>
+        <w:t>%% placeholder comes back unchanged, as the template libraries do. It is</w:t>
+      </w:r>
+    </w:p>
+    <w:p>
+      <w:pPr>
+        <w:pStyle w:val="SourceCode"/>
+      </w:pPr>
+      <w:r>
+        <w:t>%% only read, so one loaded template can be rendered again with any name.</w:t>
       </w:r>
     </w:p>
     <w:p>
@@ -10832,31 +10838,31 @@
       </w:rPr>
     </w:lvl>
   </w:abstractNum>
-  <w:num w:numId="1" w16cid:durableId="1321538324">
+  <w:num w:numId="1" w16cid:durableId="881601934">
     <w:abstractNumId w:val="8"/>
   </w:num>
-  <w:num w:numId="2" w16cid:durableId="1123303962">
+  <w:num w:numId="2" w16cid:durableId="265962469">
     <w:abstractNumId w:val="6"/>
   </w:num>
-  <w:num w:numId="3" w16cid:durableId="2074231324">
+  <w:num w:numId="3" w16cid:durableId="963192206">
     <w:abstractNumId w:val="5"/>
   </w:num>
-  <w:num w:numId="4" w16cid:durableId="1442719640">
+  <w:num w:numId="4" w16cid:durableId="1428311587">
     <w:abstractNumId w:val="4"/>
   </w:num>
-  <w:num w:numId="5" w16cid:durableId="1721130081">
+  <w:num w:numId="5" w16cid:durableId="204488472">
     <w:abstractNumId w:val="7"/>
   </w:num>
-  <w:num w:numId="6" w16cid:durableId="245384751">
+  <w:num w:numId="6" w16cid:durableId="1724325013">
     <w:abstractNumId w:val="3"/>
   </w:num>
-  <w:num w:numId="7" w16cid:durableId="681668204">
+  <w:num w:numId="7" w16cid:durableId="237204665">
     <w:abstractNumId w:val="2"/>
   </w:num>
-  <w:num w:numId="8" w16cid:durableId="1024289586">
+  <w:num w:numId="8" w16cid:durableId="928923978">
     <w:abstractNumId w:val="1"/>
   </w:num>
-  <w:num w:numId="9" w16cid:durableId="2141418979">
+  <w:num w:numId="9" w16cid:durableId="844907137">
     <w:abstractNumId w:val="0"/>
   </w:num>
 </w:numbering>

--- a/Volume 1/Chapter 08 - Web Applications/SPA_Vol1_Ch8_Lesson8_0a_Web_Setup_EXTENDED.docx
+++ b/Volume 1/Chapter 08 - Web Applications/SPA_Vol1_Ch8_Lesson8_0a_Web_Setup_EXTENDED.docx
@@ -67,10 +67,7 @@
     </w:p>
     <w:p>
       <w:r>
-        <w:t>Prepare Chapter 8's Assembly, Rust, and Erlang web tools, and see what Solidity has instead. Install each language's tools inside the lesson project: askama, Rust's template library, and for Erlang, rebar3, its package manager and build tool, with cowboy, the web server Chapter 8's Erlang servers use from Lesson 8.1a on. Open your Lesson 6.0a Erlang server's health page in the browser that trusts the course certificate authority (CA) since Lesson 8.0, with no certificate warning. Then, in Assembly, Rust, an</w:t>
-      </w:r>
-      <w:r>
-        <w:t>d Erlang, render one small HTML template with one value, Ada &amp; Grace, escaped for HTML, as Lesson 8.0's programs do; the Production-Minded programs load the template once, render through one function, and report a template they cannot load. Solidity has no page to render, and its section says plainly why.</w:t>
+        <w:t>Prepare Chapter 8's Assembly, Rust, and Erlang web tools, and see what Solidity has instead. Install each language's tools inside the lesson project: askama, Rust's template library, and for Erlang, rebar3, its package manager and build tool, with cowboy, the web server Chapter 8's Erlang servers use from Lesson 8.1a on. Open your Lesson 6.0a Erlang server's health page in the browser that trusts the course certificate authority (CA) since Lesson 8.0, with no certificate warning. Then, in Assembly, Rust, and Erlang, render one small HTML template with one value, Ada &amp; Grace, escaped for HTML, as Lesson 8.0's programs do; the Production-Minded programs load the template once, render through one function, and report a template they cannot load. Solidity has no page to render, and its section says plainly why.</w:t>
       </w:r>
     </w:p>
     <w:p>
@@ -98,10 +95,7 @@
     </w:p>
     <w:p>
       <w:r>
-        <w:t>Lesson 8.0 explains why the browser must trust the course CA for your user only, what that trust allows, and why every value is escaped before it reaches a page. This companion shows what the same setup takes when the language gives you less, and what a language's real web tools look like. Assembly has no template library, so it fills the template by hand, as C does, and you see every byte that escaping changes. Rust's askama checks the template while the program builds, so a mistake in a template stops the</w:t>
-      </w:r>
-      <w:r>
-        <w:t xml:space="preserve"> build instead of a running server. Erlang moves from inets, which comes with Erlang/OTP, to cowboy, the server most Erlang web services use, installed the way Erlang developers install everything: with rebar3, from Hex, Erlang's package registry. Solidity shows the honest limit: a contract makes no pages. Read Lesson 8.0 first: this companion uses its trust step, its template, its sample name, and its lines, and does not repeat why each was chosen.</w:t>
+        <w:t>Lesson 8.0 explains why the browser must trust the course CA for your user only, what that trust allows, and why every value is escaped before it reaches a page. This companion shows what the same setup takes when the language gives you less, and what a language's real web tools look like. Assembly has no template library, so it fills the template by hand, as C does, and you see every byte that escaping changes. Rust's askama checks the template while the program builds, so a mistake in a template stops the build instead of a running server. Erlang moves from inets, which comes with Erlang/OTP, to cowboy, the server most Erlang web services use, installed the way Erlang developers install everything: with rebar3, from Hex, Erlang's package registry. Solidity shows the honest limit: a contract makes no pages. Read Lesson 8.0 first: this companion uses its trust step, its template, its sample name, and its lines, and does not repeat why each was chosen.</w:t>
       </w:r>
     </w:p>
     <w:p>
@@ -237,13 +231,7 @@
     </w:p>
     <w:p>
       <w:r>
-        <w:t>askama is a widely used Rust template library whose templates look like the other languages': HTML files with {{ name }} placeholders, in a templates folder, and a template whose name ends in .html escapes every value for HTML. What is different is when the template is read. #[derive(Template)] reads it while the program builds and turns it into Rust code, so the finished program carries its template inside it and reads no file when it runs, as C#'s Razor components do in Lesson 8.0. A mistake in a template</w:t>
-      </w:r>
-      <w:r>
-        <w:t>, or a missing one, stops cargo build with an error that names it. askama writes &amp; as &amp;#38;, &lt; as &amp;#60;, and &gt; as &amp;#62;: numeric character references, &amp;# and the character's number, which a browser shows exactly as &amp;amp;, &amp;lt;, and &amp;gt;. That is the one line in which Rust's output differs from the others'. Remember, Cargo.toml pins the crate, and Cargo.lock records the exact version and checksum of every crate it uses (Lesson 2.17a). Other Rust template crates exist, such as minijinja and Tera, which read t</w:t>
-      </w:r>
-      <w:r>
-        <w:t>emplates when the program runs.</w:t>
+        <w:t>askama is a widely used Rust template library whose templates look like the other languages': HTML files with {{ name }} placeholders, in a templates folder, and a template whose name ends in .html escapes every value for HTML. What is different is when the template is read. #[derive(Template)] reads it while the program builds and turns it into Rust code, so the finished program carries its template inside it and reads no file when it runs, as C#'s Razor components do in Lesson 8.0. A mistake in a template, or a missing one, stops cargo build with an error that names it. askama writes &amp; as &amp;#38;, &lt; as &amp;#60;, and &gt; as &amp;#62;: numeric character references, &amp;# and the character's number, which a browser shows exactly as &amp;amp;, &amp;lt;, and &amp;gt;. That is the one line in which Rust's output differs from the others'. Remember, Cargo.toml pins the crate, and Cargo.lock records the exact version and checksum of every crate it uses (Lesson 2.17a). Other Rust template crates exist, such as minijinja and Tera, which read templates when the program runs.</w:t>
       </w:r>
     </w:p>
     <w:p>
@@ -297,10 +285,7 @@
         <w:pStyle w:val="ListBullet"/>
       </w:pPr>
       <w:r>
-        <w:t>rebar.config lists the packages, each pinned at one exact version. rebar3 get-deps downloads them from hex.pm into .\erlang\_build and writes rebar.lock, which records each package's version and checksum, as Cargo.lock does; rebar3 checks every download against it. rebar3 writes rebar.lock on the first fetch, and a real project commits it with its source, so everyone builds with the same packages; this lesson does not print it, because its lines are wider than the page. rebar3 also keeps a copy of each pack</w:t>
-      </w:r>
-      <w:r>
-        <w:t>age in its cache in your user folder, as Cargo does.</w:t>
+        <w:t>rebar.config lists the packages, each pinned at one exact version. rebar3 get-deps downloads them from hex.pm into .\erlang\_build and writes rebar.lock, which records each package's version and checksum, as Cargo.lock does; rebar3 checks every download against it. rebar3 writes rebar.lock on the first fetch, and a real project commits it with its source, so everyone builds with the same packages; this lesson does not print it, because its lines are wider than the page. rebar3 also keeps a copy of each package in its cache in your user folder, as Cargo does.</w:t>
       </w:r>
     </w:p>
     <w:p>
@@ -308,10 +293,7 @@
         <w:pStyle w:val="ListBullet"/>
       </w:pPr>
       <w:r>
-        <w:t>rebar3 builds an OTP application, the way real Erlang projects are built: a set of modules with one name and a version, described by an application file, .\erlang\src\web_setup.app.src, with the modules beside it in .\erlang\src. rebar3 compile compiles cowlib, ranch, cowboy, and this lesson's own modules, each application into its own folder in .\erlang\_build\default\lib. Remember, earlier chapters compiled each module with erlc (Lesson 2.1a); rebar3 runs the compiler for you, and only for files that chan</w:t>
-      </w:r>
-      <w:r>
-        <w:t>ged.</w:t>
+        <w:t>rebar3 builds an OTP application, the way real Erlang projects are built: a set of modules with one name and a version, described by an application file, .\erlang\src\web_setup.app.src, with the modules beside it in .\erlang\src. rebar3 compile compiles cowlib, ranch, cowboy, and this lesson's own modules, each application into its own folder in .\erlang\_build\default\lib. Remember, earlier chapters compiled each module with erlc (Lesson 2.1a); rebar3 runs the compiler for you, and only for files that changed.</w:t>
       </w:r>
     </w:p>
     <w:p>
@@ -330,10 +312,7 @@
     </w:p>
     <w:p>
       <w:r>
-        <w:t>Erlang's best-known template library is erlydtl, the template library of Nova, the most active Erlang web framework: it compiles Django-style templates into Erlang modules. Its last Hex release, 0.14.0, is from 2021. Zotonic's template_compiler is maintained, but it is built for the Zotonic web framework. This lesson fills its one small template by hand, as C does, with an html_escape function, so you see each byte that escaping changes. From Lesson 8.3a on, the Erlang servers render whole pages with erlydt</w:t>
-      </w:r>
-      <w:r>
-        <w:t>l, installed through rebar3.</w:t>
+        <w:t>Erlang's best-known template library is erlydtl, the template library of Nova, the most active Erlang web framework: it compiles Django-style templates into Erlang modules. Its last Hex release, 0.14.0, is from 2021. Zotonic's template_compiler is maintained, but it is built for the Zotonic web framework. This lesson fills its one small template by hand, as C does, with an html_escape function, so you see each byte that escaping changes. From Lesson 8.3a on, the Erlang servers render whole pages with erlydtl, installed through rebar3.</w:t>
       </w:r>
     </w:p>
     <w:p>
@@ -775,10 +754,7 @@
         <w:t>&lt;&lt;&lt;your $env:USERNAME&gt;&gt;&gt;</w:t>
       </w:r>
       <w:r>
-        <w:t>\spa, which PowerShell writes as $HOME\spa. Each folder below is a full path that starts with $HOME\spa, so the commands make the same folders from any folder you are in, and lesson-8.0-extended sits beside lesson-8.0. Set-Location then moves into the lesson folder, where the rest of the lesson runs. Set-Content writes this lesson's .gitignore: *.key, as in every Chapter 6 and 8 lesson, the folders the tools make and can make again, rust/target/ (Cargo's builds) and erlang/_build/ (rebar3's), and every .obj</w:t>
-      </w:r>
-      <w:r>
-        <w:t xml:space="preserve"> and .exe.</w:t>
+        <w:t>\spa, which PowerShell writes as $HOME\spa. Each folder below is a full path that starts with $HOME\spa, so the commands make the same folders from any folder you are in, and lesson-8.0-extended sits beside lesson-8.0. Set-Location then moves into the lesson folder, where the rest of the lesson runs. Set-Content writes this lesson's .gitignore: *.key, as in every Chapter 6 and 8 lesson, the folders the tools make and can make again, rust/target/ (Cargo's builds) and erlang/_build/ (rebar3's), and every .obj and .exe.</w:t>
       </w:r>
     </w:p>
     <w:p>
@@ -1087,10 +1063,7 @@
     </w:p>
     <w:p>
       <w:r>
-        <w:t>Assembly needs nothing new. Rust's askama comes from crates.io with Cargo, and Erlang's cowboy from hex.pm with rebar3, each pinned to one exact version (Lesson 2.17a). curl.exe downloads rebar3 by its release address into .\erlang. Remember, cargo init makes the .\rust folder a Rust project with Cargo.toml and a starter src\main.rs, and cargo add pins askama at exactly 0.16.1 under [dependencies] and writes Cargo.lock, which records the exact version and checksum of every crate it uses (Lesson 2.17a). carg</w:t>
-      </w:r>
-      <w:r>
-        <w:t>o fetch downloads them, at the versions Cargo.lock records, into Cargo's cache. Remove-Item then deletes the starter main.rs, after the fetch, which needs a program to read, because this lesson's programs are in src\bin.</w:t>
+        <w:t>Assembly needs nothing new. Rust's askama comes from crates.io with Cargo, and Erlang's cowboy from hex.pm with rebar3, each pinned to one exact version (Lesson 2.17a). curl.exe downloads rebar3 by its release address into .\erlang. Remember, cargo init makes the .\rust folder a Rust project with Cargo.toml and a starter src\main.rs, and cargo add pins askama at exactly 0.16.1 under [dependencies] and writes Cargo.lock, which records the exact version and checksum of every crate it uses (Lesson 2.17a). cargo fetch downloads them, at the versions Cargo.lock records, into Cargo's cache. Remove-Item then deletes the starter main.rs, after the fetch, which needs a program to read, because this lesson's programs are in src\bin.</w:t>
       </w:r>
     </w:p>
     <w:p>
@@ -1224,10 +1197,7 @@
         <w:keepNext/>
       </w:pPr>
       <w:r>
-        <w:t>rebar3 works in the folder it is started in, the one that holds rebar.config, so Push-Location moves into .\erlang and Pop-Location comes back, as Lesson 6.0a's forge install did. escript .\rebar3 runs the rebar3 file. get-deps downloads the three packages rebar.config pins and writes rebar.lock; compile compiles them, about a hundred modules, which takes a little while, and this lesson's own application. rebar3 compile also builds .\erlang\src, so save web_setup.app.src and both Erlang modules (Erlang Impl</w:t>
-      </w:r>
-      <w:r>
-        <w:t>ementation) before this step; without them, tree shows no web_setup line.</w:t>
+        <w:t>rebar3 works in the folder it is started in, the one that holds rebar.config, so Push-Location moves into .\erlang and Pop-Location comes back, as Lesson 6.0a's forge install did. escript .\rebar3 runs the rebar3 file. get-deps downloads the three packages rebar.config pins and writes rebar.lock; compile compiles them, about a hundred modules, which takes a little while, and this lesson's own application. rebar3 compile also builds .\erlang\src, so save web_setup.app.src and both Erlang modules (Erlang Implementation) before this step; without them, tree shows no web_setup line.</w:t>
       </w:r>
     </w:p>
     <w:p>
@@ -1917,10 +1887,7 @@
     </w:p>
     <w:p>
       <w:r>
-        <w:t>Start with the template, then the most direct program. setup.html is one line of HTML with the placeholder {{ name }}. basic_template_check.asm reads the template, finds the placeholder with strstr, and prints the text before it with %.*s, the value through html_escape, and the text after it. html_escape walks the value one byte at a time: each of the five special characters is printed as its escape with printf, and any other character as it is with putchar, the C library's function that prints one characte</w:t>
-      </w:r>
-      <w:r>
-        <w:t>r. Every step is commented, so read the comments as you type them.</w:t>
+        <w:t>Start with the template, then the most direct program. setup.html is one line of HTML with the placeholder {{ name }}. basic_template_check.asm reads the template, finds the placeholder with strstr, and prints the text before it with %.*s, the value through html_escape, and the text after it. html_escape walks the value one byte at a time: each of the five special characters is printed as its escape with printf, and any other character as it is with putchar, the C library's function that prints one character. Every step is commented, so read the comments as you type them.</w:t>
       </w:r>
     </w:p>
     <w:p>
@@ -3521,10 +3488,7 @@
     </w:p>
     <w:p>
       <w:r>
-        <w:t>The Production-Minded program keeps the sizes in equ constants and the path and the sample name as data, and splits the work as C's does. load_template reads the template once and returns 0, or the address of the reason it failed: strerror's words when fopen fails, or a too-large template, which feof finds. render_setup prints the page for one name; it only reads the template, so it can be called again with another name, as a server's page code will be for every request. main loads first and renders only af</w:t>
-      </w:r>
-      <w:r>
-        <w:t>ter a successful load.</w:t>
+        <w:t>The Production-Minded program keeps the sizes in equ constants and the path and the sample name as data, and splits the work as C's does. load_template reads the template once and returns 0, or the address of the reason it failed: strerror's words when fopen fails, or a too-large template, which feof finds. render_setup prints the page for one name; it only reads the template, so it can be called again with another name, as a server's page code will be for every request. main loads first and renders only after a successful load.</w:t>
       </w:r>
     </w:p>
     <w:p>
@@ -6737,10 +6701,7 @@
     </w:p>
     <w:p>
       <w:r>
-        <w:t xml:space="preserve">Start with the template, then the application file, then the most direct program. setup.html is the same line as the other languages'. web_setup.app.src describes the application: its name, its version, and the applications it needs; rebar3 adds the list of its modules when it builds it. cowboy is not in applications yet, because these programs do not use it; Lesson 8.1a adds it when its server does. basic_template_check.erl reads the template, splits it at {{ name }} with string:split, and prints the text </w:t>
-      </w:r>
-      <w:r>
-        <w:t>before it, the escaped value, and the text after it. html_escape replaces each special character with its escape, &amp; first. Every step is commented, so read the comments as you type them.</w:t>
+        <w:t>Start with the template, then the application file, then the most direct program. setup.html is the same line as the other languages'. web_setup.app.src describes the application: its name, its version, and the applications it needs; rebar3 adds the list of its modules when it builds it. cowboy is not in applications yet, because these programs do not use it; Lesson 8.1a adds it when its server does. basic_template_check.erl reads the template, splits it at {{ name }} with string:split, and prints the text before it, the escaped value, and the text after it. html_escape replaces each special character with its escape, &amp; first. Every step is commented, so read the comments as you type them.</w:t>
       </w:r>
     </w:p>
     <w:p>
@@ -8220,10 +8181,7 @@
     </w:p>
     <w:p>
       <w:r>
-        <w:t>These are the files the setup commands wrote, shown here so you can check yours. Cargo.toml names the Rust project, web_setup, uses Rust's 2024 edition, and pins askama at exactly 0.16.1, with its default features; its two programs are the two files in .\rust\src\bin. cargo init and cargo add do not write the comment lines, which are this lesson's notes about the file; the blank lines may differ. Cargo.lock, which cargo add wrote, records the exact version and checksum of every crate the project uses, inclu</w:t>
-      </w:r>
-      <w:r>
-        <w:t>ding the ones askama uses, such as askama_derive, which reads the templates while the program builds (Lesson 2.17a); --locked on cargo fetch keeps every build on exactly those crates. Never edit it by hand. Cargo.lock below is the one the course built and ran with; askama has the same version in yours, and the crates it uses may be newer.</w:t>
+        <w:t>These are the files the setup commands wrote, shown here so you can check yours. Cargo.toml names the Rust project, web_setup, uses Rust's 2024 edition, and pins askama at exactly 0.16.1, with its default features; its two programs are the two files in .\rust\src\bin. cargo init and cargo add do not write the comment lines, which are this lesson's notes about the file; the blank lines may differ. Cargo.lock, which cargo add wrote, records the exact version and checksum of every crate the project uses, including the ones askama uses, such as askama_derive, which reads the templates while the program builds (Lesson 2.17a); --locked on cargo fetch keeps every build on exactly those crates. Never edit it by hand. Cargo.lock below is the one the course built and ran with; askama has the same version in yours, and the crates it uses may be newer.</w:t>
       </w:r>
     </w:p>
     <w:p>
@@ -10197,10 +10155,7 @@
     </w:p>
     <w:p>
       <w:r>
-        <w:t>Every Chapter 8 EXTENDED lesson builds on these tools, and the Web Contact Manager project's EXTENDED companion serves its pages from the same servers as the Chapter 6 project's API. askama renders every Rust page from Lesson 8.3a on, with escaping already on; Erlang's servers move to cowboy in Lesson 8.1a, built and run with rebar3 exactly as here, and render every page with erlydtl from Lesson 8.3a on, which escapes as html_escape does; and Assembly's html_escape is the function every one of its pages wil</w:t>
-      </w:r>
-      <w:r>
-        <w:t>l call. render_setup is the shape of every page to come: a template ready when the server starts, rendered with each request's data.</w:t>
+        <w:t>Every Chapter 8 EXTENDED lesson builds on these tools, and the Web Contact Manager project's EXTENDED companion serves its pages from the same servers as the Chapter 6 project's API. askama renders every Rust page from Lesson 8.3a on, with escaping already on; Erlang's servers move to cowboy in Lesson 8.1a, built and run with rebar3 exactly as here, and render every page with erlydtl from Lesson 8.3a on, which escapes as html_escape does; and Assembly's html_escape is the function every one of its pages will call. render_setup is the shape of every page to come: a template ready when the server starts, rendered with each request's data.</w:t>
       </w:r>
     </w:p>
     <w:p>
@@ -10649,10 +10604,7 @@
     </w:p>
     <w:p>
       <w:r>
-        <w:t>Your Lesson 6.0a Erlang server's health page opened in the browser with no warning, because the browser has trusted the course CA since Lesson 8.0. Each Extended language has its Chapter 8 tools, pinned and installed inside the project: askama for Rust, which compiles each template into the program and escapes with numeric references; and rebar3 for Erlang, which fetched cowboy, cowlib, and ranch from Hex, checked them against rebar.lock, and built them with this lesson's own OTP application. Assembly and E</w:t>
-      </w:r>
-      <w:r>
-        <w:t>rlang filled the template by hand with html_escape, as C does. Every program printed Ada &amp; Grace escaped, and the Production-Minded programs loaded their template once and reported one they could not load. Solidity makes no pages, so none of this applies to it. Lesson 8.1a serves the first HTML page from each Extended language's server.</w:t>
+        <w:t>Your Lesson 6.0a Erlang server's health page opened in the browser with no warning, because the browser has trusted the course CA since Lesson 8.0. Each Extended language has its Chapter 8 tools, pinned and installed inside the project: askama for Rust, which compiles each template into the program and escapes with numeric references; and rebar3 for Erlang, which fetched cowboy, cowlib, and ranch from Hex, checked them against rebar.lock, and built them with this lesson's own OTP application. Assembly and Erlang filled the template by hand with html_escape, as C does. Every program printed Ada &amp; Grace escaped, and the Production-Minded programs loaded their template once and reported one they could not load. Solidity makes no pages, so none of this applies to it. Lesson 8.1a serves the first HTML page from each Extended language's server.</w:t>
       </w:r>
     </w:p>
     <w:sectPr>
